--- a/tillsyn/A 6923-2023 tillsynsbegäran.docx
+++ b/tillsyn/A 6923-2023 tillsynsbegäran.docx
@@ -245,7 +245,7 @@
     <w:r>
       <w:tab/>
       <w:tab/>
-      <w:t>2025-05-04</w:t>
+      <w:t>2025-05-06</w:t>
       <w:br/>
       <w:br/>
     </w:r>

--- a/tillsyn/A 6923-2023 tillsynsbegäran.docx
+++ b/tillsyn/A 6923-2023 tillsynsbegäran.docx
@@ -245,7 +245,7 @@
     <w:r>
       <w:tab/>
       <w:tab/>
-      <w:t>2025-05-06</w:t>
+      <w:t>2025-05-07</w:t>
       <w:br/>
       <w:br/>
     </w:r>

--- a/tillsyn/A 6923-2023 tillsynsbegäran.docx
+++ b/tillsyn/A 6923-2023 tillsynsbegäran.docx
@@ -245,7 +245,7 @@
     <w:r>
       <w:tab/>
       <w:tab/>
-      <w:t>2025-05-07</w:t>
+      <w:t>2025-05-08</w:t>
       <w:br/>
       <w:br/>
     </w:r>

--- a/tillsyn/A 6923-2023 tillsynsbegäran.docx
+++ b/tillsyn/A 6923-2023 tillsynsbegäran.docx
@@ -245,7 +245,7 @@
     <w:r>
       <w:tab/>
       <w:tab/>
-      <w:t>2025-05-08</w:t>
+      <w:t>2025-05-09</w:t>
       <w:br/>
       <w:br/>
     </w:r>

--- a/tillsyn/A 6923-2023 tillsynsbegäran.docx
+++ b/tillsyn/A 6923-2023 tillsynsbegäran.docx
@@ -245,7 +245,7 @@
     <w:r>
       <w:tab/>
       <w:tab/>
-      <w:t>2025-05-09</w:t>
+      <w:t>2025-05-10</w:t>
       <w:br/>
       <w:br/>
     </w:r>

--- a/tillsyn/A 6923-2023 tillsynsbegäran.docx
+++ b/tillsyn/A 6923-2023 tillsynsbegäran.docx
@@ -245,7 +245,7 @@
     <w:r>
       <w:tab/>
       <w:tab/>
-      <w:t>2025-05-10</w:t>
+      <w:t>2025-05-11</w:t>
       <w:br/>
       <w:br/>
     </w:r>

--- a/tillsyn/A 6923-2023 tillsynsbegäran.docx
+++ b/tillsyn/A 6923-2023 tillsynsbegäran.docx
@@ -245,7 +245,7 @@
     <w:r>
       <w:tab/>
       <w:tab/>
-      <w:t>2025-05-11</w:t>
+      <w:t>2025-05-12</w:t>
       <w:br/>
       <w:br/>
     </w:r>

--- a/tillsyn/A 6923-2023 tillsynsbegäran.docx
+++ b/tillsyn/A 6923-2023 tillsynsbegäran.docx
@@ -245,7 +245,7 @@
     <w:r>
       <w:tab/>
       <w:tab/>
-      <w:t>2025-05-12</w:t>
+      <w:t>2025-05-13</w:t>
       <w:br/>
       <w:br/>
     </w:r>

--- a/tillsyn/A 6923-2023 tillsynsbegäran.docx
+++ b/tillsyn/A 6923-2023 tillsynsbegäran.docx
@@ -245,7 +245,7 @@
     <w:r>
       <w:tab/>
       <w:tab/>
-      <w:t>2025-05-13</w:t>
+      <w:t>2025-05-14</w:t>
       <w:br/>
       <w:br/>
     </w:r>

--- a/tillsyn/A 6923-2023 tillsynsbegäran.docx
+++ b/tillsyn/A 6923-2023 tillsynsbegäran.docx
@@ -245,7 +245,7 @@
     <w:r>
       <w:tab/>
       <w:tab/>
-      <w:t>2025-05-14</w:t>
+      <w:t>2025-05-15</w:t>
       <w:br/>
       <w:br/>
     </w:r>

--- a/tillsyn/A 6923-2023 tillsynsbegäran.docx
+++ b/tillsyn/A 6923-2023 tillsynsbegäran.docx
@@ -245,7 +245,7 @@
     <w:r>
       <w:tab/>
       <w:tab/>
-      <w:t>2025-05-15</w:t>
+      <w:t>2025-05-16</w:t>
       <w:br/>
       <w:br/>
     </w:r>

--- a/tillsyn/A 6923-2023 tillsynsbegäran.docx
+++ b/tillsyn/A 6923-2023 tillsynsbegäran.docx
@@ -245,7 +245,7 @@
     <w:r>
       <w:tab/>
       <w:tab/>
-      <w:t>2025-05-16</w:t>
+      <w:t>2025-05-17</w:t>
       <w:br/>
       <w:br/>
     </w:r>

--- a/tillsyn/A 6923-2023 tillsynsbegäran.docx
+++ b/tillsyn/A 6923-2023 tillsynsbegäran.docx
@@ -245,7 +245,7 @@
     <w:r>
       <w:tab/>
       <w:tab/>
-      <w:t>2025-05-17</w:t>
+      <w:t>2025-05-18</w:t>
       <w:br/>
       <w:br/>
     </w:r>

--- a/tillsyn/A 6923-2023 tillsynsbegäran.docx
+++ b/tillsyn/A 6923-2023 tillsynsbegäran.docx
@@ -245,7 +245,7 @@
     <w:r>
       <w:tab/>
       <w:tab/>
-      <w:t>2025-05-18</w:t>
+      <w:t>2025-05-19</w:t>
       <w:br/>
       <w:br/>
     </w:r>

--- a/tillsyn/A 6923-2023 tillsynsbegäran.docx
+++ b/tillsyn/A 6923-2023 tillsynsbegäran.docx
@@ -245,7 +245,7 @@
     <w:r>
       <w:tab/>
       <w:tab/>
-      <w:t>2025-05-19</w:t>
+      <w:t>2025-05-20</w:t>
       <w:br/>
       <w:br/>
     </w:r>

--- a/tillsyn/A 6923-2023 tillsynsbegäran.docx
+++ b/tillsyn/A 6923-2023 tillsynsbegäran.docx
@@ -245,7 +245,7 @@
     <w:r>
       <w:tab/>
       <w:tab/>
-      <w:t>2025-05-20</w:t>
+      <w:t>2025-05-21</w:t>
       <w:br/>
       <w:br/>
     </w:r>

--- a/tillsyn/A 6923-2023 tillsynsbegäran.docx
+++ b/tillsyn/A 6923-2023 tillsynsbegäran.docx
@@ -245,7 +245,7 @@
     <w:r>
       <w:tab/>
       <w:tab/>
-      <w:t>2025-05-21</w:t>
+      <w:t>2025-05-22</w:t>
       <w:br/>
       <w:br/>
     </w:r>

--- a/tillsyn/A 6923-2023 tillsynsbegäran.docx
+++ b/tillsyn/A 6923-2023 tillsynsbegäran.docx
@@ -245,7 +245,7 @@
     <w:r>
       <w:tab/>
       <w:tab/>
-      <w:t>2025-05-22</w:t>
+      <w:t>2025-05-23</w:t>
       <w:br/>
       <w:br/>
     </w:r>

--- a/tillsyn/A 6923-2023 tillsynsbegäran.docx
+++ b/tillsyn/A 6923-2023 tillsynsbegäran.docx
@@ -245,7 +245,7 @@
     <w:r>
       <w:tab/>
       <w:tab/>
-      <w:t>2025-05-23</w:t>
+      <w:t>2025-05-24</w:t>
       <w:br/>
       <w:br/>
     </w:r>

--- a/tillsyn/A 6923-2023 tillsynsbegäran.docx
+++ b/tillsyn/A 6923-2023 tillsynsbegäran.docx
@@ -245,7 +245,7 @@
     <w:r>
       <w:tab/>
       <w:tab/>
-      <w:t>2025-05-24</w:t>
+      <w:t>2025-05-25</w:t>
       <w:br/>
       <w:br/>
     </w:r>

--- a/tillsyn/A 6923-2023 tillsynsbegäran.docx
+++ b/tillsyn/A 6923-2023 tillsynsbegäran.docx
@@ -245,7 +245,7 @@
     <w:r>
       <w:tab/>
       <w:tab/>
-      <w:t>2025-05-25</w:t>
+      <w:t>2025-05-26</w:t>
       <w:br/>
       <w:br/>
     </w:r>

--- a/tillsyn/A 6923-2023 tillsynsbegäran.docx
+++ b/tillsyn/A 6923-2023 tillsynsbegäran.docx
@@ -35,7 +35,7 @@
     </w:p>
     <w:p>
       <w:r>
-        <w:t>I avverkningsanmälan har följande 1 naturvårdsarter hittats: kungsfågel (§4). För fridlysta arter anges även paragrafen i Artskyddsförordningen som arten är fridlyst enligt.</w:t>
+        <w:t>I avverkningsanmälan har följande 3 naturvårdsarter hittats: grönfink (EN, §4), grönsångare (NT, §4) och kungsfågel (§4). Av dessa är 2 rödlistade. För rödlistade arter har rödlistekategorin angivits inom parentes. För fridlysta arter anges även paragrafen i Artskyddsförordningen som arten är fridlyst enligt.</w:t>
       </w:r>
     </w:p>
     <w:p>
@@ -50,7 +50,7 @@
       <w:r>
         <w:drawing>
           <wp:inline xmlns:a="http://schemas.openxmlformats.org/drawingml/2006/main" xmlns:pic="http://schemas.openxmlformats.org/drawingml/2006/picture">
-            <wp:extent cx="5486400" cy="4820743"/>
+            <wp:extent cx="5486400" cy="4810180"/>
             <wp:docPr id="1" name="Picture 1"/>
             <wp:cNvGraphicFramePr>
               <a:graphicFrameLocks noChangeAspect="1"/>
@@ -71,7 +71,7 @@
                   <pic:spPr>
                     <a:xfrm>
                       <a:off x="0" y="0"/>
-                      <a:ext cx="5486400" cy="4820743"/>
+                      <a:ext cx="5486400" cy="4810180"/>
                     </a:xfrm>
                     <a:prstGeom prst="rect"/>
                   </pic:spPr>
@@ -100,7 +100,7 @@
     </w:p>
     <w:p>
       <w:r>
-        <w:t>Följande fridlysta arter har sina livsmiljöer och växtplatser i den avverkningsanmälda skogen: kungsfågel (§4).</w:t>
+        <w:t>Följande fridlysta arter har sina livsmiljöer och växtplatser i den avverkningsanmälda skogen: grönfink (EN, §4), grönsångare (NT, §4) och kungsfågel (§4).</w:t>
       </w:r>
     </w:p>
     <w:p>
@@ -245,7 +245,7 @@
     <w:r>
       <w:tab/>
       <w:tab/>
-      <w:t>2025-05-26</w:t>
+      <w:t>2025-05-27</w:t>
       <w:br/>
       <w:br/>
     </w:r>

--- a/tillsyn/A 6923-2023 tillsynsbegäran.docx
+++ b/tillsyn/A 6923-2023 tillsynsbegäran.docx
@@ -245,7 +245,7 @@
     <w:r>
       <w:tab/>
       <w:tab/>
-      <w:t>2025-05-27</w:t>
+      <w:t>2025-05-30</w:t>
       <w:br/>
       <w:br/>
     </w:r>

--- a/tillsyn/A 6923-2023 tillsynsbegäran.docx
+++ b/tillsyn/A 6923-2023 tillsynsbegäran.docx
@@ -245,7 +245,7 @@
     <w:r>
       <w:tab/>
       <w:tab/>
-      <w:t>2025-05-30</w:t>
+      <w:t>2025-06-01</w:t>
       <w:br/>
       <w:br/>
     </w:r>

--- a/tillsyn/A 6923-2023 tillsynsbegäran.docx
+++ b/tillsyn/A 6923-2023 tillsynsbegäran.docx
@@ -245,7 +245,7 @@
     <w:r>
       <w:tab/>
       <w:tab/>
-      <w:t>2025-06-01</w:t>
+      <w:t>2025-06-02</w:t>
       <w:br/>
       <w:br/>
     </w:r>

--- a/tillsyn/A 6923-2023 tillsynsbegäran.docx
+++ b/tillsyn/A 6923-2023 tillsynsbegäran.docx
@@ -245,7 +245,7 @@
     <w:r>
       <w:tab/>
       <w:tab/>
-      <w:t>2025-06-02</w:t>
+      <w:t>2025-06-03</w:t>
       <w:br/>
       <w:br/>
     </w:r>

--- a/tillsyn/A 6923-2023 tillsynsbegäran.docx
+++ b/tillsyn/A 6923-2023 tillsynsbegäran.docx
@@ -245,7 +245,7 @@
     <w:r>
       <w:tab/>
       <w:tab/>
-      <w:t>2025-06-03</w:t>
+      <w:t>2025-06-04</w:t>
       <w:br/>
       <w:br/>
     </w:r>

--- a/tillsyn/A 6923-2023 tillsynsbegäran.docx
+++ b/tillsyn/A 6923-2023 tillsynsbegäran.docx
@@ -245,7 +245,7 @@
     <w:r>
       <w:tab/>
       <w:tab/>
-      <w:t>2025-06-04</w:t>
+      <w:t>2025-06-05</w:t>
       <w:br/>
       <w:br/>
     </w:r>

--- a/tillsyn/A 6923-2023 tillsynsbegäran.docx
+++ b/tillsyn/A 6923-2023 tillsynsbegäran.docx
@@ -245,7 +245,7 @@
     <w:r>
       <w:tab/>
       <w:tab/>
-      <w:t>2025-06-05</w:t>
+      <w:t>2025-06-13</w:t>
       <w:br/>
       <w:br/>
     </w:r>

--- a/tillsyn/A 6923-2023 tillsynsbegäran.docx
+++ b/tillsyn/A 6923-2023 tillsynsbegäran.docx
@@ -245,7 +245,7 @@
     <w:r>
       <w:tab/>
       <w:tab/>
-      <w:t>2025-06-13</w:t>
+      <w:t>2025-06-15</w:t>
       <w:br/>
       <w:br/>
     </w:r>

--- a/tillsyn/A 6923-2023 tillsynsbegäran.docx
+++ b/tillsyn/A 6923-2023 tillsynsbegäran.docx
@@ -245,7 +245,7 @@
     <w:r>
       <w:tab/>
       <w:tab/>
-      <w:t>2025-06-15</w:t>
+      <w:t>2025-06-16</w:t>
       <w:br/>
       <w:br/>
     </w:r>

--- a/tillsyn/A 6923-2023 tillsynsbegäran.docx
+++ b/tillsyn/A 6923-2023 tillsynsbegäran.docx
@@ -245,7 +245,7 @@
     <w:r>
       <w:tab/>
       <w:tab/>
-      <w:t>2025-06-16</w:t>
+      <w:t>2025-06-17</w:t>
       <w:br/>
       <w:br/>
     </w:r>

--- a/tillsyn/A 6923-2023 tillsynsbegäran.docx
+++ b/tillsyn/A 6923-2023 tillsynsbegäran.docx
@@ -245,7 +245,7 @@
     <w:r>
       <w:tab/>
       <w:tab/>
-      <w:t>2025-06-17</w:t>
+      <w:t>2025-06-18</w:t>
       <w:br/>
       <w:br/>
     </w:r>

--- a/tillsyn/A 6923-2023 tillsynsbegäran.docx
+++ b/tillsyn/A 6923-2023 tillsynsbegäran.docx
@@ -245,7 +245,7 @@
     <w:r>
       <w:tab/>
       <w:tab/>
-      <w:t>2025-06-18</w:t>
+      <w:t>2025-06-19</w:t>
       <w:br/>
       <w:br/>
     </w:r>

--- a/tillsyn/A 6923-2023 tillsynsbegäran.docx
+++ b/tillsyn/A 6923-2023 tillsynsbegäran.docx
@@ -245,7 +245,7 @@
     <w:r>
       <w:tab/>
       <w:tab/>
-      <w:t>2025-06-19</w:t>
+      <w:t>2025-06-20</w:t>
       <w:br/>
       <w:br/>
     </w:r>

--- a/tillsyn/A 6923-2023 tillsynsbegäran.docx
+++ b/tillsyn/A 6923-2023 tillsynsbegäran.docx
@@ -245,7 +245,7 @@
     <w:r>
       <w:tab/>
       <w:tab/>
-      <w:t>2025-06-20</w:t>
+      <w:t>2025-06-21</w:t>
       <w:br/>
       <w:br/>
     </w:r>

--- a/tillsyn/A 6923-2023 tillsynsbegäran.docx
+++ b/tillsyn/A 6923-2023 tillsynsbegäran.docx
@@ -245,7 +245,7 @@
     <w:r>
       <w:tab/>
       <w:tab/>
-      <w:t>2025-06-21</w:t>
+      <w:t>2025-06-22</w:t>
       <w:br/>
       <w:br/>
     </w:r>

--- a/tillsyn/A 6923-2023 tillsynsbegäran.docx
+++ b/tillsyn/A 6923-2023 tillsynsbegäran.docx
@@ -245,7 +245,7 @@
     <w:r>
       <w:tab/>
       <w:tab/>
-      <w:t>2025-06-22</w:t>
+      <w:t>2025-06-23</w:t>
       <w:br/>
       <w:br/>
     </w:r>

--- a/tillsyn/A 6923-2023 tillsynsbegäran.docx
+++ b/tillsyn/A 6923-2023 tillsynsbegäran.docx
@@ -245,7 +245,7 @@
     <w:r>
       <w:tab/>
       <w:tab/>
-      <w:t>2025-06-23</w:t>
+      <w:t>2025-06-24</w:t>
       <w:br/>
       <w:br/>
     </w:r>

--- a/tillsyn/A 6923-2023 tillsynsbegäran.docx
+++ b/tillsyn/A 6923-2023 tillsynsbegäran.docx
@@ -245,7 +245,7 @@
     <w:r>
       <w:tab/>
       <w:tab/>
-      <w:t>2025-06-24</w:t>
+      <w:t>2025-06-25</w:t>
       <w:br/>
       <w:br/>
     </w:r>

--- a/tillsyn/A 6923-2023 tillsynsbegäran.docx
+++ b/tillsyn/A 6923-2023 tillsynsbegäran.docx
@@ -245,7 +245,7 @@
     <w:r>
       <w:tab/>
       <w:tab/>
-      <w:t>2025-06-25</w:t>
+      <w:t>2025-06-26</w:t>
       <w:br/>
       <w:br/>
     </w:r>

--- a/tillsyn/A 6923-2023 tillsynsbegäran.docx
+++ b/tillsyn/A 6923-2023 tillsynsbegäran.docx
@@ -245,7 +245,7 @@
     <w:r>
       <w:tab/>
       <w:tab/>
-      <w:t>2025-06-26</w:t>
+      <w:t>2025-06-27</w:t>
       <w:br/>
       <w:br/>
     </w:r>

--- a/tillsyn/A 6923-2023 tillsynsbegäran.docx
+++ b/tillsyn/A 6923-2023 tillsynsbegäran.docx
@@ -245,7 +245,7 @@
     <w:r>
       <w:tab/>
       <w:tab/>
-      <w:t>2025-06-27</w:t>
+      <w:t>2025-06-28</w:t>
       <w:br/>
       <w:br/>
     </w:r>

--- a/tillsyn/A 6923-2023 tillsynsbegäran.docx
+++ b/tillsyn/A 6923-2023 tillsynsbegäran.docx
@@ -245,7 +245,7 @@
     <w:r>
       <w:tab/>
       <w:tab/>
-      <w:t>2025-06-28</w:t>
+      <w:t>2025-06-29</w:t>
       <w:br/>
       <w:br/>
     </w:r>

--- a/tillsyn/A 6923-2023 tillsynsbegäran.docx
+++ b/tillsyn/A 6923-2023 tillsynsbegäran.docx
@@ -245,7 +245,7 @@
     <w:r>
       <w:tab/>
       <w:tab/>
-      <w:t>2025-06-29</w:t>
+      <w:t>2025-06-30</w:t>
       <w:br/>
       <w:br/>
     </w:r>

--- a/tillsyn/A 6923-2023 tillsynsbegäran.docx
+++ b/tillsyn/A 6923-2023 tillsynsbegäran.docx
@@ -245,7 +245,7 @@
     <w:r>
       <w:tab/>
       <w:tab/>
-      <w:t>2025-06-30</w:t>
+      <w:t>2025-07-01</w:t>
       <w:br/>
       <w:br/>
     </w:r>

--- a/tillsyn/A 6923-2023 tillsynsbegäran.docx
+++ b/tillsyn/A 6923-2023 tillsynsbegäran.docx
@@ -245,7 +245,7 @@
     <w:r>
       <w:tab/>
       <w:tab/>
-      <w:t>2025-07-01</w:t>
+      <w:t>2025-07-02</w:t>
       <w:br/>
       <w:br/>
     </w:r>

--- a/tillsyn/A 6923-2023 tillsynsbegäran.docx
+++ b/tillsyn/A 6923-2023 tillsynsbegäran.docx
@@ -245,7 +245,7 @@
     <w:r>
       <w:tab/>
       <w:tab/>
-      <w:t>2025-07-02</w:t>
+      <w:t>2025-07-03</w:t>
       <w:br/>
       <w:br/>
     </w:r>

--- a/tillsyn/A 6923-2023 tillsynsbegäran.docx
+++ b/tillsyn/A 6923-2023 tillsynsbegäran.docx
@@ -245,7 +245,7 @@
     <w:r>
       <w:tab/>
       <w:tab/>
-      <w:t>2025-07-03</w:t>
+      <w:t>2025-07-04</w:t>
       <w:br/>
       <w:br/>
     </w:r>

--- a/tillsyn/A 6923-2023 tillsynsbegäran.docx
+++ b/tillsyn/A 6923-2023 tillsynsbegäran.docx
@@ -245,7 +245,7 @@
     <w:r>
       <w:tab/>
       <w:tab/>
-      <w:t>2025-07-04</w:t>
+      <w:t>2025-07-05</w:t>
       <w:br/>
       <w:br/>
     </w:r>

--- a/tillsyn/A 6923-2023 tillsynsbegäran.docx
+++ b/tillsyn/A 6923-2023 tillsynsbegäran.docx
@@ -245,7 +245,7 @@
     <w:r>
       <w:tab/>
       <w:tab/>
-      <w:t>2025-07-05</w:t>
+      <w:t>2025-07-06</w:t>
       <w:br/>
       <w:br/>
     </w:r>

--- a/tillsyn/A 6923-2023 tillsynsbegäran.docx
+++ b/tillsyn/A 6923-2023 tillsynsbegäran.docx
@@ -245,7 +245,7 @@
     <w:r>
       <w:tab/>
       <w:tab/>
-      <w:t>2025-07-06</w:t>
+      <w:t>2025-07-07</w:t>
       <w:br/>
       <w:br/>
     </w:r>

--- a/tillsyn/A 6923-2023 tillsynsbegäran.docx
+++ b/tillsyn/A 6923-2023 tillsynsbegäran.docx
@@ -245,7 +245,7 @@
     <w:r>
       <w:tab/>
       <w:tab/>
-      <w:t>2025-07-07</w:t>
+      <w:t>2025-07-08</w:t>
       <w:br/>
       <w:br/>
     </w:r>

--- a/tillsyn/A 6923-2023 tillsynsbegäran.docx
+++ b/tillsyn/A 6923-2023 tillsynsbegäran.docx
@@ -245,7 +245,7 @@
     <w:r>
       <w:tab/>
       <w:tab/>
-      <w:t>2025-07-08</w:t>
+      <w:t>2025-07-09</w:t>
       <w:br/>
       <w:br/>
     </w:r>

--- a/tillsyn/A 6923-2023 tillsynsbegäran.docx
+++ b/tillsyn/A 6923-2023 tillsynsbegäran.docx
@@ -245,7 +245,7 @@
     <w:r>
       <w:tab/>
       <w:tab/>
-      <w:t>2025-07-09</w:t>
+      <w:t>2025-07-11</w:t>
       <w:br/>
       <w:br/>
     </w:r>

--- a/tillsyn/A 6923-2023 tillsynsbegäran.docx
+++ b/tillsyn/A 6923-2023 tillsynsbegäran.docx
@@ -245,7 +245,7 @@
     <w:r>
       <w:tab/>
       <w:tab/>
-      <w:t>2025-07-11</w:t>
+      <w:t>2025-07-12</w:t>
       <w:br/>
       <w:br/>
     </w:r>

--- a/tillsyn/A 6923-2023 tillsynsbegäran.docx
+++ b/tillsyn/A 6923-2023 tillsynsbegäran.docx
@@ -245,7 +245,7 @@
     <w:r>
       <w:tab/>
       <w:tab/>
-      <w:t>2025-07-12</w:t>
+      <w:t>2025-07-13</w:t>
       <w:br/>
       <w:br/>
     </w:r>

--- a/tillsyn/A 6923-2023 tillsynsbegäran.docx
+++ b/tillsyn/A 6923-2023 tillsynsbegäran.docx
@@ -245,7 +245,7 @@
     <w:r>
       <w:tab/>
       <w:tab/>
-      <w:t>2025-07-13</w:t>
+      <w:t>2025-07-14</w:t>
       <w:br/>
       <w:br/>
     </w:r>

--- a/tillsyn/A 6923-2023 tillsynsbegäran.docx
+++ b/tillsyn/A 6923-2023 tillsynsbegäran.docx
@@ -245,7 +245,7 @@
     <w:r>
       <w:tab/>
       <w:tab/>
-      <w:t>2025-08-06</w:t>
+      <w:t>2025-08-09</w:t>
       <w:br/>
       <w:br/>
     </w:r>
